--- a/docs/docx/08_Semantic_layer.docx
+++ b/docs/docx/08_Semantic_layer.docx
@@ -783,7 +783,7 @@
                 <w:b w:val="0"/>
                 <w:sz w:val="17"/>
               </w:rPr>
-              <w:t>the Cortex Agent, and the app's Ask the Agent page</w:t>
+              <w:t>the Cortex Agent</w:t>
             </w:r>
           </w:p>
         </w:tc>
@@ -1729,7 +1729,7 @@
                 <w:b w:val="0"/>
                 <w:sz w:val="17"/>
               </w:rPr>
-              <w:t>Ask the Agent page wrong</w:t>
+              <w:t>Agent cannot find a table</w:t>
             </w:r>
           </w:p>
         </w:tc>
@@ -1749,6 +1749,13 @@
                 <w:sz w:val="17"/>
               </w:rPr>
               <w:t>stage YAML</w:t>
+            </w:r>
+            <w:r>
+              <w:rPr>
+                <w:b w:val="0"/>
+                <w:sz w:val="17"/>
+              </w:rPr>
+              <w:t xml:space="preserve"> — add it</w:t>
             </w:r>
           </w:p>
         </w:tc>
@@ -1790,7 +1797,23 @@
                 <w:b w:val="0"/>
                 <w:sz w:val="17"/>
               </w:rPr>
-              <w:t>Agent cannot find a table</w:t>
+              <w:t xml:space="preserve">A metric definition is wrong in </w:t>
+            </w:r>
+            <w:r>
+              <w:rPr>
+                <w:rFonts w:ascii="Consolas" w:hAnsi="Consolas"/>
+                <w:b w:val="0"/>
+                <w:color w:val="1B5E8C"/>
+                <w:sz w:val="16"/>
+              </w:rPr>
+              <w:t>SEMANTIC_VIEW(...)</w:t>
+            </w:r>
+            <w:r>
+              <w:rPr>
+                <w:b w:val="0"/>
+                <w:sz w:val="17"/>
+              </w:rPr>
+              <w:t xml:space="preserve"> output</w:t>
             </w:r>
           </w:p>
         </w:tc>
@@ -1808,14 +1831,7 @@
                 <w:b/>
                 <w:sz w:val="17"/>
               </w:rPr>
-              <w:t>stage YAML</w:t>
-            </w:r>
-            <w:r>
-              <w:rPr>
-                <w:b w:val="0"/>
-                <w:sz w:val="17"/>
-              </w:rPr>
-              <w:t xml:space="preserve"> — add it</w:t>
+              <w:t>semantic view</w:t>
             </w:r>
           </w:p>
         </w:tc>
@@ -1833,7 +1849,7 @@
                 <w:b w:val="0"/>
                 <w:sz w:val="17"/>
               </w:rPr>
-              <w:t>none</w:t>
+              <w:t>none on the SQL path</w:t>
             </w:r>
           </w:p>
         </w:tc>
@@ -1857,7 +1873,7 @@
                 <w:b w:val="0"/>
                 <w:sz w:val="17"/>
               </w:rPr>
-              <w:t xml:space="preserve">A metric definition is wrong in </w:t>
+              <w:t xml:space="preserve">A join is wrong in </w:t>
             </w:r>
             <w:r>
               <w:rPr>
@@ -1894,82 +1910,6 @@
               </w:rPr>
               <w:t>semantic view</w:t>
             </w:r>
-          </w:p>
-        </w:tc>
-        <w:tc>
-          <w:tcPr>
-            <w:tcW w:type="dxa" w:w="3528"/>
-            <w:shd w:val="clear" w:fill="EEF4F8"/>
-          </w:tcPr>
-          <w:p>
-            <w:pPr>
-              <w:spacing w:after="20"/>
-            </w:pPr>
-            <w:r/>
-            <w:r>
-              <w:rPr>
-                <w:b w:val="0"/>
-                <w:sz w:val="17"/>
-              </w:rPr>
-              <w:t>none on the SQL path</w:t>
-            </w:r>
-          </w:p>
-        </w:tc>
-      </w:tr>
-      <w:tr>
-        <w:trPr>
-          <w:cantSplit/>
-        </w:trPr>
-        <w:tc>
-          <w:tcPr>
-            <w:tcW w:type="dxa" w:w="2880"/>
-          </w:tcPr>
-          <w:p>
-            <w:pPr>
-              <w:spacing w:after="20"/>
-            </w:pPr>
-            <w:r/>
-            <w:r>
-              <w:rPr>
-                <w:b w:val="0"/>
-                <w:sz w:val="17"/>
-              </w:rPr>
-              <w:t xml:space="preserve">A join is wrong in </w:t>
-            </w:r>
-            <w:r>
-              <w:rPr>
-                <w:rFonts w:ascii="Consolas" w:hAnsi="Consolas"/>
-                <w:b w:val="0"/>
-                <w:color w:val="1B5E8C"/>
-                <w:sz w:val="16"/>
-              </w:rPr>
-              <w:t>SEMANTIC_VIEW(...)</w:t>
-            </w:r>
-            <w:r>
-              <w:rPr>
-                <w:b w:val="0"/>
-                <w:sz w:val="17"/>
-              </w:rPr>
-              <w:t xml:space="preserve"> output</w:t>
-            </w:r>
-          </w:p>
-        </w:tc>
-        <w:tc>
-          <w:tcPr>
-            <w:tcW w:type="dxa" w:w="3528"/>
-          </w:tcPr>
-          <w:p>
-            <w:pPr>
-              <w:spacing w:after="20"/>
-            </w:pPr>
-            <w:r/>
-            <w:r>
-              <w:rPr>
-                <w:b/>
-                <w:sz w:val="17"/>
-              </w:rPr>
-              <w:t>semantic view</w:t>
-            </w:r>
             <w:r>
               <w:rPr>
                 <w:b w:val="0"/>
@@ -1982,6 +1922,7 @@
         <w:tc>
           <w:tcPr>
             <w:tcW w:type="dxa" w:w="3528"/>
+            <w:shd w:val="clear" w:fill="EEF4F8"/>
           </w:tcPr>
           <w:p>
             <w:pPr>
